--- a/Gate/Gate_v1_arch.docx
+++ b/Gate/Gate_v1_arch.docx
@@ -57,9 +57,7 @@
           <w:ilvl w:val="0"/>
           <w:numId w:val="1"/>
         </w:numPr>
-        <w:pBdr/>
-        <w:tabs>
-          <w:tab w:val="clear" w:pos="709"/>
+        <w:tabs>
           <w:tab w:val="left" w:pos="709" w:leader="none"/>
         </w:tabs>
         <w:bidi w:val="0"/>
@@ -91,9 +89,7 @@
           <w:ilvl w:val="0"/>
           <w:numId w:val="1"/>
         </w:numPr>
-        <w:pBdr/>
-        <w:tabs>
-          <w:tab w:val="clear" w:pos="709"/>
+        <w:tabs>
           <w:tab w:val="left" w:pos="709" w:leader="none"/>
         </w:tabs>
         <w:bidi w:val="0"/>
@@ -125,9 +121,7 @@
           <w:ilvl w:val="0"/>
           <w:numId w:val="1"/>
         </w:numPr>
-        <w:pBdr/>
-        <w:tabs>
-          <w:tab w:val="clear" w:pos="709"/>
+        <w:tabs>
           <w:tab w:val="left" w:pos="709" w:leader="none"/>
         </w:tabs>
         <w:bidi w:val="0"/>
@@ -213,9 +207,7 @@
           <w:ilvl w:val="0"/>
           <w:numId w:val="2"/>
         </w:numPr>
-        <w:pBdr/>
-        <w:tabs>
-          <w:tab w:val="clear" w:pos="709"/>
+        <w:tabs>
           <w:tab w:val="left" w:pos="709" w:leader="none"/>
         </w:tabs>
         <w:bidi w:val="0"/>
@@ -240,9 +232,7 @@
           <w:ilvl w:val="0"/>
           <w:numId w:val="2"/>
         </w:numPr>
-        <w:pBdr/>
-        <w:tabs>
-          <w:tab w:val="clear" w:pos="709"/>
+        <w:tabs>
           <w:tab w:val="left" w:pos="709" w:leader="none"/>
         </w:tabs>
         <w:bidi w:val="0"/>
@@ -267,9 +257,7 @@
           <w:ilvl w:val="0"/>
           <w:numId w:val="2"/>
         </w:numPr>
-        <w:pBdr/>
-        <w:tabs>
-          <w:tab w:val="clear" w:pos="709"/>
+        <w:tabs>
           <w:tab w:val="left" w:pos="709" w:leader="none"/>
         </w:tabs>
         <w:bidi w:val="0"/>
@@ -294,9 +282,7 @@
           <w:ilvl w:val="0"/>
           <w:numId w:val="2"/>
         </w:numPr>
-        <w:pBdr/>
-        <w:tabs>
-          <w:tab w:val="clear" w:pos="709"/>
+        <w:tabs>
           <w:tab w:val="left" w:pos="709" w:leader="none"/>
         </w:tabs>
         <w:bidi w:val="0"/>
@@ -312,6 +298,163 @@
           <w:rFonts w:ascii="Google Sans Text;sans-serif" w:hAnsi="Google Sans Text;sans-serif"/>
         </w:rPr>
         <w:t>Jumper Wires and Breadboard</w:t>
+      </w:r>
+    </w:p>
+    <w:p>
+      <w:pPr>
+        <w:pStyle w:val="BodyText"/>
+        <w:numPr>
+          <w:ilvl w:val="0"/>
+          <w:numId w:val="2"/>
+        </w:numPr>
+        <w:rPr>
+          <w:rFonts w:ascii="Google Sans Text;sans-serif" w:hAnsi="Google Sans Text;sans-serif"/>
+        </w:rPr>
+      </w:pPr>
+      <w:r>
+        <w:rPr>
+          <w:rFonts w:ascii="Google Sans Text;sans-serif" w:hAnsi="Google Sans Text;sans-serif"/>
+          <w:b/>
+        </w:rPr>
+        <w:t>Relay VCC</w:t>
+      </w:r>
+      <w:r>
+        <w:rPr>
+          <w:rFonts w:ascii="Google Sans Text;sans-serif" w:hAnsi="Google Sans Text;sans-serif"/>
+        </w:rPr>
+        <w:t xml:space="preserve"> -&gt; Raspberry Pi </w:t>
+      </w:r>
+      <w:r>
+        <w:rPr>
+          <w:rFonts w:ascii="Google Sans Text;sans-serif" w:hAnsi="Google Sans Text;sans-serif"/>
+          <w:b/>
+        </w:rPr>
+        <w:t>5V (Pin 2 or 4)</w:t>
+      </w:r>
+    </w:p>
+    <w:p>
+      <w:pPr>
+        <w:pStyle w:val="BodyText"/>
+        <w:numPr>
+          <w:ilvl w:val="0"/>
+          <w:numId w:val="7"/>
+        </w:numPr>
+        <w:tabs>
+          <w:tab w:val="clear" w:pos="709"/>
+          <w:tab w:val="left" w:pos="0" w:leader="none"/>
+        </w:tabs>
+        <w:spacing w:lineRule="auto" w:line="274" w:before="0" w:after="140"/>
+        <w:ind w:hanging="283" w:start="720" w:end="0"/>
+        <w:rPr>
+          <w:rFonts w:ascii="Google Sans Text;sans-serif" w:hAnsi="Google Sans Text;sans-serif"/>
+        </w:rPr>
+      </w:pPr>
+      <w:r>
+        <w:rPr>
+          <w:rFonts w:ascii="Google Sans Text;sans-serif" w:hAnsi="Google Sans Text;sans-serif"/>
+          <w:b/>
+        </w:rPr>
+        <w:t>Relay GND</w:t>
+      </w:r>
+      <w:r>
+        <w:rPr>
+          <w:rFonts w:ascii="Google Sans Text;sans-serif" w:hAnsi="Google Sans Text;sans-serif"/>
+        </w:rPr>
+        <w:t xml:space="preserve"> -&gt; Raspberry Pi </w:t>
+      </w:r>
+      <w:r>
+        <w:rPr>
+          <w:rFonts w:ascii="Google Sans Text;sans-serif" w:hAnsi="Google Sans Text;sans-serif"/>
+          <w:b/>
+        </w:rPr>
+        <w:t>GND (Pin 6 or similar)</w:t>
+      </w:r>
+    </w:p>
+    <w:p>
+      <w:pPr>
+        <w:pStyle w:val="BodyText"/>
+        <w:numPr>
+          <w:ilvl w:val="0"/>
+          <w:numId w:val="8"/>
+        </w:numPr>
+        <w:tabs>
+          <w:tab w:val="clear" w:pos="709"/>
+          <w:tab w:val="left" w:pos="0" w:leader="none"/>
+        </w:tabs>
+        <w:spacing w:lineRule="auto" w:line="274" w:before="0" w:after="140"/>
+        <w:ind w:hanging="283" w:start="720" w:end="0"/>
+        <w:rPr>
+          <w:rFonts w:ascii="Google Sans Text;sans-serif" w:hAnsi="Google Sans Text;sans-serif"/>
+        </w:rPr>
+      </w:pPr>
+      <w:r>
+        <w:rPr>
+          <w:rFonts w:ascii="Google Sans Text;sans-serif" w:hAnsi="Google Sans Text;sans-serif"/>
+          <w:b/>
+        </w:rPr>
+        <w:t>Relay IN (Signal)</w:t>
+      </w:r>
+      <w:r>
+        <w:rPr>
+          <w:rFonts w:ascii="Google Sans Text;sans-serif" w:hAnsi="Google Sans Text;sans-serif"/>
+        </w:rPr>
+        <w:t xml:space="preserve"> -&gt; Raspberry Pi </w:t>
+      </w:r>
+      <w:r>
+        <w:rPr>
+          <w:rFonts w:ascii="Google Sans Text;sans-serif" w:hAnsi="Google Sans Text;sans-serif"/>
+          <w:b/>
+        </w:rPr>
+        <w:t>GPIO 23 (Pin 16)</w:t>
+      </w:r>
+    </w:p>
+    <w:p>
+      <w:pPr>
+        <w:pStyle w:val="BodyText"/>
+        <w:numPr>
+          <w:ilvl w:val="0"/>
+          <w:numId w:val="9"/>
+        </w:numPr>
+        <w:tabs>
+          <w:tab w:val="clear" w:pos="709"/>
+          <w:tab w:val="left" w:pos="0" w:leader="none"/>
+        </w:tabs>
+        <w:spacing w:lineRule="auto" w:line="274" w:before="0" w:after="140"/>
+        <w:ind w:hanging="283" w:start="720" w:end="0"/>
+        <w:rPr>
+          <w:rFonts w:ascii="Google Sans Text;sans-serif" w:hAnsi="Google Sans Text;sans-serif"/>
+        </w:rPr>
+      </w:pPr>
+      <w:r>
+        <w:rPr>
+          <w:rFonts w:ascii="Google Sans Text;sans-serif" w:hAnsi="Google Sans Text;sans-serif"/>
+          <w:b/>
+        </w:rPr>
+        <w:t>Relay COM &amp; NO (Normally Open)</w:t>
+      </w:r>
+      <w:r>
+        <w:rPr>
+          <w:rFonts w:ascii="Google Sans Text;sans-serif" w:hAnsi="Google Sans Text;sans-serif"/>
+        </w:rPr>
+        <w:t xml:space="preserve"> -&gt; Connected to the gate controller's wall-switch or trigger terminals.</w:t>
+      </w:r>
+    </w:p>
+    <w:p>
+      <w:pPr>
+        <w:pStyle w:val="BodyText"/>
+        <w:numPr>
+          <w:ilvl w:val="0"/>
+          <w:numId w:val="0"/>
+        </w:numPr>
+        <w:ind w:hanging="0" w:start="709"/>
+        <w:rPr>
+          <w:rFonts w:ascii="Google Sans Text;sans-serif" w:hAnsi="Google Sans Text;sans-serif"/>
+        </w:rPr>
+      </w:pPr>
+      <w:r>
+        <w:rPr>
+          <w:rFonts w:ascii="Google Sans Text;sans-serif" w:hAnsi="Google Sans Text;sans-serif"/>
+        </w:rPr>
       </w:r>
     </w:p>
     <w:p>
@@ -357,9 +500,7 @@
           <w:ilvl w:val="0"/>
           <w:numId w:val="3"/>
         </w:numPr>
-        <w:pBdr/>
-        <w:tabs>
-          <w:tab w:val="clear" w:pos="709"/>
+        <w:tabs>
           <w:tab w:val="left" w:pos="709" w:leader="none"/>
         </w:tabs>
         <w:bidi w:val="0"/>
@@ -374,7 +515,19 @@
         <w:rPr>
           <w:rFonts w:ascii="Google Sans Text;sans-serif" w:hAnsi="Google Sans Text;sans-serif"/>
         </w:rPr>
-        <w:t>VCC $\rightarrow$ Pi 5V (Pin 2 or 4)</w:t>
+        <w:t xml:space="preserve">VCC </w:t>
+      </w:r>
+      <w:r>
+        <w:rPr>
+          <w:rFonts w:ascii="Google Sans Text;sans-serif" w:hAnsi="Google Sans Text;sans-serif"/>
+        </w:rPr>
+        <w:t>-&gt;</w:t>
+      </w:r>
+      <w:r>
+        <w:rPr>
+          <w:rFonts w:ascii="Google Sans Text;sans-serif" w:hAnsi="Google Sans Text;sans-serif"/>
+        </w:rPr>
+        <w:t xml:space="preserve"> Pi 5V (Pin 2 or 4)</w:t>
       </w:r>
     </w:p>
     <w:p>
@@ -384,9 +537,7 @@
           <w:ilvl w:val="0"/>
           <w:numId w:val="3"/>
         </w:numPr>
-        <w:pBdr/>
-        <w:tabs>
-          <w:tab w:val="clear" w:pos="709"/>
+        <w:tabs>
           <w:tab w:val="left" w:pos="709" w:leader="none"/>
         </w:tabs>
         <w:bidi w:val="0"/>
@@ -401,7 +552,19 @@
         <w:rPr>
           <w:rFonts w:ascii="Google Sans Text;sans-serif" w:hAnsi="Google Sans Text;sans-serif"/>
         </w:rPr>
-        <w:t>GND $\rightarrow$ Pi GND (Pin 6 or similar)</w:t>
+        <w:t xml:space="preserve">GND </w:t>
+      </w:r>
+      <w:r>
+        <w:rPr>
+          <w:rFonts w:ascii="Google Sans Text;sans-serif" w:hAnsi="Google Sans Text;sans-serif"/>
+        </w:rPr>
+        <w:t>-&gt;</w:t>
+      </w:r>
+      <w:r>
+        <w:rPr>
+          <w:rFonts w:ascii="Google Sans Text;sans-serif" w:hAnsi="Google Sans Text;sans-serif"/>
+        </w:rPr>
+        <w:t xml:space="preserve"> Pi GND (Pin 6 or similar)</w:t>
       </w:r>
     </w:p>
     <w:p>
@@ -411,9 +574,7 @@
           <w:ilvl w:val="0"/>
           <w:numId w:val="3"/>
         </w:numPr>
-        <w:pBdr/>
-        <w:tabs>
-          <w:tab w:val="clear" w:pos="709"/>
+        <w:tabs>
           <w:tab w:val="left" w:pos="709" w:leader="none"/>
         </w:tabs>
         <w:bidi w:val="0"/>
@@ -428,7 +589,19 @@
         <w:rPr>
           <w:rFonts w:ascii="Google Sans Text;sans-serif" w:hAnsi="Google Sans Text;sans-serif"/>
         </w:rPr>
-        <w:t>OUT (Data) $\rightarrow$ GPIO Pin (e.g., GPIO 17, Pin 11)</w:t>
+        <w:t xml:space="preserve">OUT (Data) </w:t>
+      </w:r>
+      <w:r>
+        <w:rPr>
+          <w:rFonts w:ascii="Google Sans Text;sans-serif" w:hAnsi="Google Sans Text;sans-serif"/>
+        </w:rPr>
+        <w:t>-&gt;</w:t>
+      </w:r>
+      <w:r>
+        <w:rPr>
+          <w:rFonts w:ascii="Google Sans Text;sans-serif" w:hAnsi="Google Sans Text;sans-serif"/>
+        </w:rPr>
+        <w:t xml:space="preserve"> GPIO Pin (e.g., GPIO 17, Pin 11)</w:t>
       </w:r>
     </w:p>
     <w:p>
@@ -494,9 +667,7 @@
           <w:ilvl w:val="0"/>
           <w:numId w:val="4"/>
         </w:numPr>
-        <w:pBdr/>
-        <w:tabs>
-          <w:tab w:val="clear" w:pos="709"/>
+        <w:tabs>
           <w:tab w:val="left" w:pos="709" w:leader="none"/>
         </w:tabs>
         <w:bidi w:val="0"/>
@@ -539,9 +710,7 @@
           <w:ilvl w:val="0"/>
           <w:numId w:val="4"/>
         </w:numPr>
-        <w:pBdr/>
-        <w:tabs>
-          <w:tab w:val="clear" w:pos="709"/>
+        <w:tabs>
           <w:tab w:val="left" w:pos="709" w:leader="none"/>
         </w:tabs>
         <w:bidi w:val="0"/>
@@ -571,9 +740,7 @@
           <w:ilvl w:val="0"/>
           <w:numId w:val="4"/>
         </w:numPr>
-        <w:pBdr/>
-        <w:tabs>
-          <w:tab w:val="clear" w:pos="709"/>
+        <w:tabs>
           <w:tab w:val="left" w:pos="709" w:leader="none"/>
         </w:tabs>
         <w:bidi w:val="0"/>
@@ -603,9 +770,7 @@
           <w:ilvl w:val="0"/>
           <w:numId w:val="4"/>
         </w:numPr>
-        <w:pBdr/>
-        <w:tabs>
-          <w:tab w:val="clear" w:pos="709"/>
+        <w:tabs>
           <w:tab w:val="left" w:pos="709" w:leader="none"/>
         </w:tabs>
         <w:bidi w:val="0"/>
@@ -672,7 +837,6 @@
           <w:numId w:val="5"/>
         </w:numPr>
         <w:tabs>
-          <w:tab w:val="clear" w:pos="709"/>
           <w:tab w:val="left" w:pos="709" w:leader="none"/>
         </w:tabs>
         <w:bidi w:val="0"/>
@@ -699,7 +863,6 @@
           <w:numId w:val="5"/>
         </w:numPr>
         <w:tabs>
-          <w:tab w:val="clear" w:pos="709"/>
           <w:tab w:val="left" w:pos="709" w:leader="none"/>
         </w:tabs>
         <w:bidi w:val="0"/>
@@ -762,7 +925,6 @@
           <w:numId w:val="6"/>
         </w:numPr>
         <w:tabs>
-          <w:tab w:val="clear" w:pos="709"/>
           <w:tab w:val="left" w:pos="709" w:leader="none"/>
         </w:tabs>
         <w:bidi w:val="0"/>
@@ -793,7 +955,6 @@
           <w:numId w:val="6"/>
         </w:numPr>
         <w:tabs>
-          <w:tab w:val="clear" w:pos="709"/>
           <w:tab w:val="left" w:pos="709" w:leader="none"/>
         </w:tabs>
         <w:bidi w:val="0"/>
@@ -834,7 +995,6 @@
           <w:numId w:val="6"/>
         </w:numPr>
         <w:tabs>
-          <w:tab w:val="clear" w:pos="709"/>
           <w:tab w:val="left" w:pos="709" w:leader="none"/>
         </w:tabs>
         <w:bidi w:val="0"/>
@@ -865,7 +1025,6 @@
           <w:numId w:val="6"/>
         </w:numPr>
         <w:tabs>
-          <w:tab w:val="clear" w:pos="709"/>
           <w:tab w:val="left" w:pos="709" w:leader="none"/>
         </w:tabs>
         <w:bidi w:val="0"/>
@@ -896,7 +1055,6 @@
           <w:numId w:val="6"/>
         </w:numPr>
         <w:tabs>
-          <w:tab w:val="clear" w:pos="709"/>
           <w:tab w:val="left" w:pos="709" w:leader="none"/>
         </w:tabs>
         <w:bidi w:val="0"/>
@@ -937,7 +1095,6 @@
           <w:numId w:val="6"/>
         </w:numPr>
         <w:tabs>
-          <w:tab w:val="clear" w:pos="709"/>
           <w:tab w:val="left" w:pos="709" w:leader="none"/>
         </w:tabs>
         <w:bidi w:val="0"/>
@@ -968,7 +1125,6 @@
           <w:numId w:val="6"/>
         </w:numPr>
         <w:tabs>
-          <w:tab w:val="clear" w:pos="709"/>
           <w:tab w:val="left" w:pos="709" w:leader="none"/>
         </w:tabs>
         <w:bidi w:val="0"/>
@@ -999,6 +1155,7 @@
       <w:pgNumType w:fmt="decimal"/>
       <w:formProt w:val="false"/>
       <w:textDirection w:val="lrTb"/>
+      <w:docGrid w:type="default" w:linePitch="100" w:charSpace="0"/>
     </w:sectPr>
   </w:body>
 </w:document>
@@ -1795,6 +1952,345 @@
   <w:abstractNum w:abstractNumId="7">
     <w:lvl w:ilvl="0">
       <w:start w:val="1"/>
+      <w:numFmt w:val="bullet"/>
+      <w:lvlText w:val=""/>
+      <w:lvlJc w:val="start"/>
+      <w:pPr>
+        <w:tabs>
+          <w:tab w:val="num" w:pos="720"/>
+        </w:tabs>
+        <w:ind w:start="720" w:hanging="283"/>
+      </w:pPr>
+      <w:rPr>
+        <w:rFonts w:ascii="Symbol" w:hAnsi="Symbol" w:cs="Symbol" w:hint="default"/>
+      </w:rPr>
+    </w:lvl>
+    <w:lvl w:ilvl="1">
+      <w:start w:val="1"/>
+      <w:numFmt w:val="decimal"/>
+      <w:lvlText w:val="%2."/>
+      <w:lvlJc w:val="start"/>
+      <w:pPr>
+        <w:tabs>
+          <w:tab w:val="num" w:pos="1080"/>
+        </w:tabs>
+        <w:ind w:start="1080" w:hanging="360"/>
+      </w:pPr>
+    </w:lvl>
+    <w:lvl w:ilvl="2">
+      <w:start w:val="1"/>
+      <w:numFmt w:val="decimal"/>
+      <w:lvlText w:val="%3."/>
+      <w:lvlJc w:val="start"/>
+      <w:pPr>
+        <w:tabs>
+          <w:tab w:val="num" w:pos="1440"/>
+        </w:tabs>
+        <w:ind w:start="1440" w:hanging="360"/>
+      </w:pPr>
+    </w:lvl>
+    <w:lvl w:ilvl="3">
+      <w:start w:val="1"/>
+      <w:numFmt w:val="decimal"/>
+      <w:lvlText w:val="%4."/>
+      <w:lvlJc w:val="start"/>
+      <w:pPr>
+        <w:tabs>
+          <w:tab w:val="num" w:pos="1800"/>
+        </w:tabs>
+        <w:ind w:start="1800" w:hanging="360"/>
+      </w:pPr>
+    </w:lvl>
+    <w:lvl w:ilvl="4">
+      <w:start w:val="1"/>
+      <w:numFmt w:val="decimal"/>
+      <w:lvlText w:val="%5."/>
+      <w:lvlJc w:val="start"/>
+      <w:pPr>
+        <w:tabs>
+          <w:tab w:val="num" w:pos="2160"/>
+        </w:tabs>
+        <w:ind w:start="2160" w:hanging="360"/>
+      </w:pPr>
+    </w:lvl>
+    <w:lvl w:ilvl="5">
+      <w:start w:val="1"/>
+      <w:numFmt w:val="decimal"/>
+      <w:lvlText w:val="%6."/>
+      <w:lvlJc w:val="start"/>
+      <w:pPr>
+        <w:tabs>
+          <w:tab w:val="num" w:pos="2520"/>
+        </w:tabs>
+        <w:ind w:start="2520" w:hanging="360"/>
+      </w:pPr>
+    </w:lvl>
+    <w:lvl w:ilvl="6">
+      <w:start w:val="1"/>
+      <w:numFmt w:val="decimal"/>
+      <w:lvlText w:val="%7."/>
+      <w:lvlJc w:val="start"/>
+      <w:pPr>
+        <w:tabs>
+          <w:tab w:val="num" w:pos="2880"/>
+        </w:tabs>
+        <w:ind w:start="2880" w:hanging="360"/>
+      </w:pPr>
+    </w:lvl>
+    <w:lvl w:ilvl="7">
+      <w:start w:val="1"/>
+      <w:numFmt w:val="decimal"/>
+      <w:lvlText w:val="%8."/>
+      <w:lvlJc w:val="start"/>
+      <w:pPr>
+        <w:tabs>
+          <w:tab w:val="num" w:pos="3240"/>
+        </w:tabs>
+        <w:ind w:start="3240" w:hanging="360"/>
+      </w:pPr>
+    </w:lvl>
+    <w:lvl w:ilvl="8">
+      <w:start w:val="1"/>
+      <w:numFmt w:val="decimal"/>
+      <w:lvlText w:val="%9."/>
+      <w:lvlJc w:val="start"/>
+      <w:pPr>
+        <w:tabs>
+          <w:tab w:val="num" w:pos="3600"/>
+        </w:tabs>
+        <w:ind w:start="3600" w:hanging="360"/>
+      </w:pPr>
+    </w:lvl>
+  </w:abstractNum>
+  <w:abstractNum w:abstractNumId="8">
+    <w:lvl w:ilvl="0">
+      <w:start w:val="1"/>
+      <w:numFmt w:val="bullet"/>
+      <w:lvlText w:val=""/>
+      <w:lvlJc w:val="start"/>
+      <w:pPr>
+        <w:tabs>
+          <w:tab w:val="num" w:pos="720"/>
+        </w:tabs>
+        <w:ind w:start="720" w:hanging="283"/>
+      </w:pPr>
+      <w:rPr>
+        <w:rFonts w:ascii="Symbol" w:hAnsi="Symbol" w:cs="Symbol" w:hint="default"/>
+      </w:rPr>
+    </w:lvl>
+    <w:lvl w:ilvl="1">
+      <w:start w:val="1"/>
+      <w:numFmt w:val="decimal"/>
+      <w:lvlText w:val="%2."/>
+      <w:lvlJc w:val="start"/>
+      <w:pPr>
+        <w:tabs>
+          <w:tab w:val="num" w:pos="1080"/>
+        </w:tabs>
+        <w:ind w:start="1080" w:hanging="360"/>
+      </w:pPr>
+    </w:lvl>
+    <w:lvl w:ilvl="2">
+      <w:start w:val="1"/>
+      <w:numFmt w:val="decimal"/>
+      <w:lvlText w:val="%3."/>
+      <w:lvlJc w:val="start"/>
+      <w:pPr>
+        <w:tabs>
+          <w:tab w:val="num" w:pos="1440"/>
+        </w:tabs>
+        <w:ind w:start="1440" w:hanging="360"/>
+      </w:pPr>
+    </w:lvl>
+    <w:lvl w:ilvl="3">
+      <w:start w:val="1"/>
+      <w:numFmt w:val="decimal"/>
+      <w:lvlText w:val="%4."/>
+      <w:lvlJc w:val="start"/>
+      <w:pPr>
+        <w:tabs>
+          <w:tab w:val="num" w:pos="1800"/>
+        </w:tabs>
+        <w:ind w:start="1800" w:hanging="360"/>
+      </w:pPr>
+    </w:lvl>
+    <w:lvl w:ilvl="4">
+      <w:start w:val="1"/>
+      <w:numFmt w:val="decimal"/>
+      <w:lvlText w:val="%5."/>
+      <w:lvlJc w:val="start"/>
+      <w:pPr>
+        <w:tabs>
+          <w:tab w:val="num" w:pos="2160"/>
+        </w:tabs>
+        <w:ind w:start="2160" w:hanging="360"/>
+      </w:pPr>
+    </w:lvl>
+    <w:lvl w:ilvl="5">
+      <w:start w:val="1"/>
+      <w:numFmt w:val="decimal"/>
+      <w:lvlText w:val="%6."/>
+      <w:lvlJc w:val="start"/>
+      <w:pPr>
+        <w:tabs>
+          <w:tab w:val="num" w:pos="2520"/>
+        </w:tabs>
+        <w:ind w:start="2520" w:hanging="360"/>
+      </w:pPr>
+    </w:lvl>
+    <w:lvl w:ilvl="6">
+      <w:start w:val="1"/>
+      <w:numFmt w:val="decimal"/>
+      <w:lvlText w:val="%7."/>
+      <w:lvlJc w:val="start"/>
+      <w:pPr>
+        <w:tabs>
+          <w:tab w:val="num" w:pos="2880"/>
+        </w:tabs>
+        <w:ind w:start="2880" w:hanging="360"/>
+      </w:pPr>
+    </w:lvl>
+    <w:lvl w:ilvl="7">
+      <w:start w:val="1"/>
+      <w:numFmt w:val="decimal"/>
+      <w:lvlText w:val="%8."/>
+      <w:lvlJc w:val="start"/>
+      <w:pPr>
+        <w:tabs>
+          <w:tab w:val="num" w:pos="3240"/>
+        </w:tabs>
+        <w:ind w:start="3240" w:hanging="360"/>
+      </w:pPr>
+    </w:lvl>
+    <w:lvl w:ilvl="8">
+      <w:start w:val="1"/>
+      <w:numFmt w:val="decimal"/>
+      <w:lvlText w:val="%9."/>
+      <w:lvlJc w:val="start"/>
+      <w:pPr>
+        <w:tabs>
+          <w:tab w:val="num" w:pos="3600"/>
+        </w:tabs>
+        <w:ind w:start="3600" w:hanging="360"/>
+      </w:pPr>
+    </w:lvl>
+  </w:abstractNum>
+  <w:abstractNum w:abstractNumId="9">
+    <w:lvl w:ilvl="0">
+      <w:start w:val="1"/>
+      <w:numFmt w:val="bullet"/>
+      <w:lvlText w:val=""/>
+      <w:lvlJc w:val="start"/>
+      <w:pPr>
+        <w:tabs>
+          <w:tab w:val="num" w:pos="720"/>
+        </w:tabs>
+        <w:ind w:start="720" w:hanging="283"/>
+      </w:pPr>
+      <w:rPr>
+        <w:rFonts w:ascii="Symbol" w:hAnsi="Symbol" w:cs="Symbol" w:hint="default"/>
+      </w:rPr>
+    </w:lvl>
+    <w:lvl w:ilvl="1">
+      <w:start w:val="1"/>
+      <w:numFmt w:val="decimal"/>
+      <w:lvlText w:val="%2."/>
+      <w:lvlJc w:val="start"/>
+      <w:pPr>
+        <w:tabs>
+          <w:tab w:val="num" w:pos="1080"/>
+        </w:tabs>
+        <w:ind w:start="1080" w:hanging="360"/>
+      </w:pPr>
+    </w:lvl>
+    <w:lvl w:ilvl="2">
+      <w:start w:val="1"/>
+      <w:numFmt w:val="decimal"/>
+      <w:lvlText w:val="%3."/>
+      <w:lvlJc w:val="start"/>
+      <w:pPr>
+        <w:tabs>
+          <w:tab w:val="num" w:pos="1440"/>
+        </w:tabs>
+        <w:ind w:start="1440" w:hanging="360"/>
+      </w:pPr>
+    </w:lvl>
+    <w:lvl w:ilvl="3">
+      <w:start w:val="1"/>
+      <w:numFmt w:val="decimal"/>
+      <w:lvlText w:val="%4."/>
+      <w:lvlJc w:val="start"/>
+      <w:pPr>
+        <w:tabs>
+          <w:tab w:val="num" w:pos="1800"/>
+        </w:tabs>
+        <w:ind w:start="1800" w:hanging="360"/>
+      </w:pPr>
+    </w:lvl>
+    <w:lvl w:ilvl="4">
+      <w:start w:val="1"/>
+      <w:numFmt w:val="decimal"/>
+      <w:lvlText w:val="%5."/>
+      <w:lvlJc w:val="start"/>
+      <w:pPr>
+        <w:tabs>
+          <w:tab w:val="num" w:pos="2160"/>
+        </w:tabs>
+        <w:ind w:start="2160" w:hanging="360"/>
+      </w:pPr>
+    </w:lvl>
+    <w:lvl w:ilvl="5">
+      <w:start w:val="1"/>
+      <w:numFmt w:val="decimal"/>
+      <w:lvlText w:val="%6."/>
+      <w:lvlJc w:val="start"/>
+      <w:pPr>
+        <w:tabs>
+          <w:tab w:val="num" w:pos="2520"/>
+        </w:tabs>
+        <w:ind w:start="2520" w:hanging="360"/>
+      </w:pPr>
+    </w:lvl>
+    <w:lvl w:ilvl="6">
+      <w:start w:val="1"/>
+      <w:numFmt w:val="decimal"/>
+      <w:lvlText w:val="%7."/>
+      <w:lvlJc w:val="start"/>
+      <w:pPr>
+        <w:tabs>
+          <w:tab w:val="num" w:pos="2880"/>
+        </w:tabs>
+        <w:ind w:start="2880" w:hanging="360"/>
+      </w:pPr>
+    </w:lvl>
+    <w:lvl w:ilvl="7">
+      <w:start w:val="1"/>
+      <w:numFmt w:val="decimal"/>
+      <w:lvlText w:val="%8."/>
+      <w:lvlJc w:val="start"/>
+      <w:pPr>
+        <w:tabs>
+          <w:tab w:val="num" w:pos="3240"/>
+        </w:tabs>
+        <w:ind w:start="3240" w:hanging="360"/>
+      </w:pPr>
+    </w:lvl>
+    <w:lvl w:ilvl="8">
+      <w:start w:val="1"/>
+      <w:numFmt w:val="decimal"/>
+      <w:lvlText w:val="%9."/>
+      <w:lvlJc w:val="start"/>
+      <w:pPr>
+        <w:tabs>
+          <w:tab w:val="num" w:pos="3600"/>
+        </w:tabs>
+        <w:ind w:start="3600" w:hanging="360"/>
+      </w:pPr>
+    </w:lvl>
+  </w:abstractNum>
+  <w:abstractNum w:abstractNumId="10">
+    <w:lvl w:ilvl="0">
+      <w:start w:val="1"/>
       <w:numFmt w:val="none"/>
       <w:suff w:val="nothing"/>
       <w:lvlText w:val=""/>
@@ -1822,7 +2318,6 @@
     <w:lvl w:ilvl="2">
       <w:start w:val="1"/>
       <w:numFmt w:val="none"/>
-      <w:pStyle w:val="Heading3"/>
       <w:suff w:val="nothing"/>
       <w:lvlText w:val=""/>
       <w:lvlJc w:val="start"/>
@@ -1836,7 +2331,6 @@
     <w:lvl w:ilvl="3">
       <w:start w:val="1"/>
       <w:numFmt w:val="none"/>
-      <w:pStyle w:val="Heading4"/>
       <w:suff w:val="nothing"/>
       <w:lvlText w:val=""/>
       <w:lvlJc w:val="start"/>
@@ -1934,6 +2428,15 @@
   <w:num w:numId="7">
     <w:abstractNumId w:val="7"/>
   </w:num>
+  <w:num w:numId="8">
+    <w:abstractNumId w:val="8"/>
+  </w:num>
+  <w:num w:numId="9">
+    <w:abstractNumId w:val="9"/>
+  </w:num>
+  <w:num w:numId="10">
+    <w:abstractNumId w:val="10"/>
+  </w:num>
 </w:numbering>
 </file>
 
@@ -1951,7 +2454,6 @@
     </w:rPrDefault>
     <w:pPrDefault>
       <w:pPr>
-        <w:widowControl/>
         <w:suppressAutoHyphens w:val="true"/>
       </w:pPr>
     </w:pPrDefault>
@@ -1961,7 +2463,10 @@
     <w:qFormat/>
     <w:pPr>
       <w:widowControl/>
+      <w:suppressAutoHyphens w:val="true"/>
       <w:bidi w:val="0"/>
+      <w:spacing w:before="0" w:after="0"/>
+      <w:jc w:val="start"/>
     </w:pPr>
     <w:rPr>
       <w:rFonts w:ascii="Liberation Serif" w:hAnsi="Liberation Serif" w:eastAsia="NSimSun" w:cs="Lucida Sans"/>
@@ -2011,8 +2516,8 @@
     <w:qFormat/>
     <w:rPr/>
   </w:style>
-  <w:style w:type="character" w:styleId="Bullets">
-    <w:name w:val="Bullets"/>
+  <w:style w:type="character" w:styleId="Bulletsuser">
+    <w:name w:val="Bullets (user)"/>
     <w:qFormat/>
     <w:rPr>
       <w:rFonts w:ascii="OpenSymbol" w:hAnsi="OpenSymbol" w:eastAsia="OpenSymbol" w:cs="OpenSymbol"/>
@@ -2023,6 +2528,39 @@
     <w:qFormat/>
     <w:rPr>
       <w:rFonts w:ascii="Liberation Mono" w:hAnsi="Liberation Mono" w:eastAsia="NSimSun" w:cs="Liberation Mono"/>
+    </w:rPr>
+  </w:style>
+  <w:style w:type="character" w:styleId="FootnoteCharacters">
+    <w:name w:val="Footnote Characters"/>
+    <w:qFormat/>
+    <w:rPr/>
+  </w:style>
+  <w:style w:type="character" w:styleId="EndnoteCharacters">
+    <w:name w:val="Endnote Characters"/>
+    <w:qFormat/>
+    <w:rPr/>
+  </w:style>
+  <w:style w:type="character" w:styleId="Hyperlink">
+    <w:name w:val="Hyperlink"/>
+    <w:rPr>
+      <w:color w:val="000080"/>
+      <w:u w:val="single"/>
+      <w:lang w:val="zxx" w:eastAsia="zxx" w:bidi="zxx"/>
+    </w:rPr>
+  </w:style>
+  <w:style w:type="character" w:styleId="FollowedHyperlink">
+    <w:name w:val="FollowedHyperlink"/>
+    <w:rPr>
+      <w:color w:val="800000"/>
+      <w:u w:val="single"/>
+      <w:lang w:val="zxx" w:eastAsia="zxx" w:bidi="zxx"/>
+    </w:rPr>
+  </w:style>
+  <w:style w:type="character" w:styleId="Bullets">
+    <w:name w:val="Bullets"/>
+    <w:qFormat/>
+    <w:rPr>
+      <w:rFonts w:ascii="OpenSymbol" w:hAnsi="OpenSymbol" w:eastAsia="OpenSymbol" w:cs="OpenSymbol"/>
     </w:rPr>
   </w:style>
   <w:style w:type="paragraph" w:styleId="Heading">
@@ -2082,6 +2620,15 @@
     <w:rPr>
       <w:rFonts w:cs="Lucida Sans"/>
     </w:rPr>
+  </w:style>
+  <w:style w:type="paragraph" w:styleId="ListContents">
+    <w:name w:val="List Contents"/>
+    <w:basedOn w:val="Normal"/>
+    <w:qFormat/>
+    <w:pPr>
+      <w:ind w:hanging="0" w:start="567" w:end="0"/>
+    </w:pPr>
+    <w:rPr/>
   </w:style>
 </w:styles>
 </file>
